--- a/docs/Course_Name.docx
+++ b/docs/Course_Name.docx
@@ -39,13 +39,13 @@
         <w:pStyle w:val="Date"/>
       </w:pPr>
       <w:r>
-        <w:t xml:space="preserve">April,</w:t>
-      </w:r>
-      <w:r>
-        <w:t xml:space="preserve"> </w:t>
-      </w:r>
-      <w:r>
-        <w:t xml:space="preserve">2022</w:t>
+        <w:t xml:space="preserve">June,</w:t>
+      </w:r>
+      <w:r>
+        <w:t xml:space="preserve"> </w:t>
+      </w:r>
+      <w:r>
+        <w:t xml:space="preserve">2025</w:t>
       </w:r>
     </w:p>
     <w:sdt>
@@ -4223,6 +4223,7 @@
         <w:tblStyle w:val="Table"/>
         <w:tblW w:type="pct" w:w="5000"/>
         <w:tblLook w:firstRow="1" w:lastRow="0" w:firstColumn="0" w:lastColumn="0" w:noHBand="0" w:noVBand="0" w:val="0020"/>
+        <w:jc w:val="start"/>
       </w:tblPr>
       <w:tblGrid>
         <w:gridCol w:w="4620"/>
@@ -5118,88 +5119,97 @@
         <w:rPr>
           <w:rStyle w:val="VerbatimChar"/>
         </w:rPr>
-        <w:t xml:space="preserve">##  setting  value                       </w:t>
-      </w:r>
-      <w:r>
-        <w:br/>
-      </w:r>
-      <w:r>
-        <w:rPr>
-          <w:rStyle w:val="VerbatimChar"/>
-        </w:rPr>
-        <w:t xml:space="preserve">##  version  R version 4.0.2 (2020-06-22)</w:t>
-      </w:r>
-      <w:r>
-        <w:br/>
-      </w:r>
-      <w:r>
-        <w:rPr>
-          <w:rStyle w:val="VerbatimChar"/>
-        </w:rPr>
-        <w:t xml:space="preserve">##  os       Ubuntu 20.04.3 LTS          </w:t>
-      </w:r>
-      <w:r>
-        <w:br/>
-      </w:r>
-      <w:r>
-        <w:rPr>
-          <w:rStyle w:val="VerbatimChar"/>
-        </w:rPr>
-        <w:t xml:space="preserve">##  system   x86_64, linux-gnu           </w:t>
-      </w:r>
-      <w:r>
-        <w:br/>
-      </w:r>
-      <w:r>
-        <w:rPr>
-          <w:rStyle w:val="VerbatimChar"/>
-        </w:rPr>
-        <w:t xml:space="preserve">##  ui       X11                         </w:t>
-      </w:r>
-      <w:r>
-        <w:br/>
-      </w:r>
-      <w:r>
-        <w:rPr>
-          <w:rStyle w:val="VerbatimChar"/>
-        </w:rPr>
-        <w:t xml:space="preserve">##  language (EN)                        </w:t>
-      </w:r>
-      <w:r>
-        <w:br/>
-      </w:r>
-      <w:r>
-        <w:rPr>
-          <w:rStyle w:val="VerbatimChar"/>
-        </w:rPr>
-        <w:t xml:space="preserve">##  collate  en_US.UTF-8                 </w:t>
-      </w:r>
-      <w:r>
-        <w:br/>
-      </w:r>
-      <w:r>
-        <w:rPr>
-          <w:rStyle w:val="VerbatimChar"/>
-        </w:rPr>
-        <w:t xml:space="preserve">##  ctype    en_US.UTF-8                 </w:t>
-      </w:r>
-      <w:r>
-        <w:br/>
-      </w:r>
-      <w:r>
-        <w:rPr>
-          <w:rStyle w:val="VerbatimChar"/>
-        </w:rPr>
-        <w:t xml:space="preserve">##  tz       Etc/UTC                     </w:t>
-      </w:r>
-      <w:r>
-        <w:br/>
-      </w:r>
-      <w:r>
-        <w:rPr>
-          <w:rStyle w:val="VerbatimChar"/>
-        </w:rPr>
-        <w:t xml:space="preserve">##  date     2022-04-14                  </w:t>
+        <w:t xml:space="preserve">##  setting  value</w:t>
+      </w:r>
+      <w:r>
+        <w:br/>
+      </w:r>
+      <w:r>
+        <w:rPr>
+          <w:rStyle w:val="VerbatimChar"/>
+        </w:rPr>
+        <w:t xml:space="preserve">##  version  R version 4.3.2 (2023-10-31)</w:t>
+      </w:r>
+      <w:r>
+        <w:br/>
+      </w:r>
+      <w:r>
+        <w:rPr>
+          <w:rStyle w:val="VerbatimChar"/>
+        </w:rPr>
+        <w:t xml:space="preserve">##  os       Ubuntu 22.04.4 LTS</w:t>
+      </w:r>
+      <w:r>
+        <w:br/>
+      </w:r>
+      <w:r>
+        <w:rPr>
+          <w:rStyle w:val="VerbatimChar"/>
+        </w:rPr>
+        <w:t xml:space="preserve">##  system   x86_64, linux-gnu</w:t>
+      </w:r>
+      <w:r>
+        <w:br/>
+      </w:r>
+      <w:r>
+        <w:rPr>
+          <w:rStyle w:val="VerbatimChar"/>
+        </w:rPr>
+        <w:t xml:space="preserve">##  ui       X11</w:t>
+      </w:r>
+      <w:r>
+        <w:br/>
+      </w:r>
+      <w:r>
+        <w:rPr>
+          <w:rStyle w:val="VerbatimChar"/>
+        </w:rPr>
+        <w:t xml:space="preserve">##  language (EN)</w:t>
+      </w:r>
+      <w:r>
+        <w:br/>
+      </w:r>
+      <w:r>
+        <w:rPr>
+          <w:rStyle w:val="VerbatimChar"/>
+        </w:rPr>
+        <w:t xml:space="preserve">##  collate  en_US.UTF-8</w:t>
+      </w:r>
+      <w:r>
+        <w:br/>
+      </w:r>
+      <w:r>
+        <w:rPr>
+          <w:rStyle w:val="VerbatimChar"/>
+        </w:rPr>
+        <w:t xml:space="preserve">##  ctype    en_US.UTF-8</w:t>
+      </w:r>
+      <w:r>
+        <w:br/>
+      </w:r>
+      <w:r>
+        <w:rPr>
+          <w:rStyle w:val="VerbatimChar"/>
+        </w:rPr>
+        <w:t xml:space="preserve">##  tz       Etc/UTC</w:t>
+      </w:r>
+      <w:r>
+        <w:br/>
+      </w:r>
+      <w:r>
+        <w:rPr>
+          <w:rStyle w:val="VerbatimChar"/>
+        </w:rPr>
+        <w:t xml:space="preserve">##  date     2025-06-06</w:t>
+      </w:r>
+      <w:r>
+        <w:br/>
+      </w:r>
+      <w:r>
+        <w:rPr>
+          <w:rStyle w:val="VerbatimChar"/>
+        </w:rPr>
+        <w:t xml:space="preserve">##  pandoc   3.1.1 @ /usr/local/bin/ (via rmarkdown)</w:t>
       </w:r>
       <w:r>
         <w:br/>
@@ -5226,340 +5236,367 @@
         <w:rPr>
           <w:rStyle w:val="VerbatimChar"/>
         </w:rPr>
-        <w:t xml:space="preserve">##  package     * version    date       lib source                            </w:t>
-      </w:r>
-      <w:r>
-        <w:br/>
-      </w:r>
-      <w:r>
-        <w:rPr>
-          <w:rStyle w:val="VerbatimChar"/>
-        </w:rPr>
-        <w:t xml:space="preserve">##  assertthat    0.2.1      2019-03-21 [1] RSPM (R 4.0.3)                    </w:t>
-      </w:r>
-      <w:r>
-        <w:br/>
-      </w:r>
-      <w:r>
-        <w:rPr>
-          <w:rStyle w:val="VerbatimChar"/>
-        </w:rPr>
-        <w:t xml:space="preserve">##  bookdown      0.24       2022-02-15 [1] Github (rstudio/bookdown@88bc4ea) </w:t>
-      </w:r>
-      <w:r>
-        <w:br/>
-      </w:r>
-      <w:r>
-        <w:rPr>
-          <w:rStyle w:val="VerbatimChar"/>
-        </w:rPr>
-        <w:t xml:space="preserve">##  callr         3.4.4      2020-09-07 [1] RSPM (R 4.0.2)                    </w:t>
-      </w:r>
-      <w:r>
-        <w:br/>
-      </w:r>
-      <w:r>
-        <w:rPr>
-          <w:rStyle w:val="VerbatimChar"/>
-        </w:rPr>
-        <w:t xml:space="preserve">##  cli           2.0.2      2020-02-28 [1] RSPM (R 4.0.0)                    </w:t>
-      </w:r>
-      <w:r>
-        <w:br/>
-      </w:r>
-      <w:r>
-        <w:rPr>
-          <w:rStyle w:val="VerbatimChar"/>
-        </w:rPr>
-        <w:t xml:space="preserve">##  crayon        1.3.4      2017-09-16 [1] RSPM (R 4.0.0)                    </w:t>
-      </w:r>
-      <w:r>
-        <w:br/>
-      </w:r>
-      <w:r>
-        <w:rPr>
-          <w:rStyle w:val="VerbatimChar"/>
-        </w:rPr>
-        <w:t xml:space="preserve">##  desc          1.2.0      2018-05-01 [1] RSPM (R 4.0.3)                    </w:t>
-      </w:r>
-      <w:r>
-        <w:br/>
-      </w:r>
-      <w:r>
-        <w:rPr>
-          <w:rStyle w:val="VerbatimChar"/>
-        </w:rPr>
-        <w:t xml:space="preserve">##  devtools      2.3.2      2020-09-18 [1] RSPM (R 4.0.3)                    </w:t>
-      </w:r>
-      <w:r>
-        <w:br/>
-      </w:r>
-      <w:r>
-        <w:rPr>
-          <w:rStyle w:val="VerbatimChar"/>
-        </w:rPr>
-        <w:t xml:space="preserve">##  digest        0.6.25     2020-02-23 [1] RSPM (R 4.0.0)                    </w:t>
-      </w:r>
-      <w:r>
-        <w:br/>
-      </w:r>
-      <w:r>
-        <w:rPr>
-          <w:rStyle w:val="VerbatimChar"/>
-        </w:rPr>
-        <w:t xml:space="preserve">##  ellipsis      0.3.1      2020-05-15 [1] RSPM (R 4.0.3)                    </w:t>
-      </w:r>
-      <w:r>
-        <w:br/>
-      </w:r>
-      <w:r>
-        <w:rPr>
-          <w:rStyle w:val="VerbatimChar"/>
-        </w:rPr>
-        <w:t xml:space="preserve">##  evaluate      0.14       2019-05-28 [1] RSPM (R 4.0.3)                    </w:t>
-      </w:r>
-      <w:r>
-        <w:br/>
-      </w:r>
-      <w:r>
-        <w:rPr>
-          <w:rStyle w:val="VerbatimChar"/>
-        </w:rPr>
-        <w:t xml:space="preserve">##  fansi         0.4.1      2020-01-08 [1] RSPM (R 4.0.0)                    </w:t>
-      </w:r>
-      <w:r>
-        <w:br/>
-      </w:r>
-      <w:r>
-        <w:rPr>
-          <w:rStyle w:val="VerbatimChar"/>
-        </w:rPr>
-        <w:t xml:space="preserve">##  fs            1.5.0      2020-07-31 [1] RSPM (R 4.0.3)                    </w:t>
-      </w:r>
-      <w:r>
-        <w:br/>
-      </w:r>
-      <w:r>
-        <w:rPr>
-          <w:rStyle w:val="VerbatimChar"/>
-        </w:rPr>
-        <w:t xml:space="preserve">##  glue          1.6.1      2022-01-22 [1] CRAN (R 4.0.2)                    </w:t>
-      </w:r>
-      <w:r>
-        <w:br/>
-      </w:r>
-      <w:r>
-        <w:rPr>
-          <w:rStyle w:val="VerbatimChar"/>
-        </w:rPr>
-        <w:t xml:space="preserve">##  htmltools     0.5.0      2020-06-16 [1] RSPM (R 4.0.1)                    </w:t>
-      </w:r>
-      <w:r>
-        <w:br/>
-      </w:r>
-      <w:r>
-        <w:rPr>
-          <w:rStyle w:val="VerbatimChar"/>
-        </w:rPr>
-        <w:t xml:space="preserve">##  knitr         1.33       2022-02-15 [1] Github (yihui/knitr@a1052d1)      </w:t>
-      </w:r>
-      <w:r>
-        <w:br/>
-      </w:r>
-      <w:r>
-        <w:rPr>
-          <w:rStyle w:val="VerbatimChar"/>
-        </w:rPr>
-        <w:t xml:space="preserve">##  lifecycle     1.0.0      2021-02-15 [1] CRAN (R 4.0.2)                    </w:t>
-      </w:r>
-      <w:r>
-        <w:br/>
-      </w:r>
-      <w:r>
-        <w:rPr>
-          <w:rStyle w:val="VerbatimChar"/>
-        </w:rPr>
-        <w:t xml:space="preserve">##  magrittr      2.0.2      2022-01-26 [1] CRAN (R 4.0.2)                    </w:t>
-      </w:r>
-      <w:r>
-        <w:br/>
-      </w:r>
-      <w:r>
-        <w:rPr>
-          <w:rStyle w:val="VerbatimChar"/>
-        </w:rPr>
-        <w:t xml:space="preserve">##  memoise       1.1.0      2017-04-21 [1] RSPM (R 4.0.0)                    </w:t>
-      </w:r>
-      <w:r>
-        <w:br/>
-      </w:r>
-      <w:r>
-        <w:rPr>
-          <w:rStyle w:val="VerbatimChar"/>
-        </w:rPr>
-        <w:t xml:space="preserve">##  pkgbuild      1.1.0      2020-07-13 [1] RSPM (R 4.0.2)                    </w:t>
-      </w:r>
-      <w:r>
-        <w:br/>
-      </w:r>
-      <w:r>
-        <w:rPr>
-          <w:rStyle w:val="VerbatimChar"/>
-        </w:rPr>
-        <w:t xml:space="preserve">##  pkgload       1.1.0      2020-05-29 [1] RSPM (R 4.0.3)                    </w:t>
-      </w:r>
-      <w:r>
-        <w:br/>
-      </w:r>
-      <w:r>
-        <w:rPr>
-          <w:rStyle w:val="VerbatimChar"/>
-        </w:rPr>
-        <w:t xml:space="preserve">##  prettyunits   1.1.1      2020-01-24 [1] RSPM (R 4.0.3)                    </w:t>
-      </w:r>
-      <w:r>
-        <w:br/>
-      </w:r>
-      <w:r>
-        <w:rPr>
-          <w:rStyle w:val="VerbatimChar"/>
-        </w:rPr>
-        <w:t xml:space="preserve">##  processx      3.4.4      2020-09-03 [1] RSPM (R 4.0.2)                    </w:t>
-      </w:r>
-      <w:r>
-        <w:br/>
-      </w:r>
-      <w:r>
-        <w:rPr>
-          <w:rStyle w:val="VerbatimChar"/>
-        </w:rPr>
-        <w:t xml:space="preserve">##  ps            1.3.4      2020-08-11 [1] RSPM (R 4.0.2)                    </w:t>
-      </w:r>
-      <w:r>
-        <w:br/>
-      </w:r>
-      <w:r>
-        <w:rPr>
-          <w:rStyle w:val="VerbatimChar"/>
-        </w:rPr>
-        <w:t xml:space="preserve">##  purrr         0.3.4      2020-04-17 [1] RSPM (R 4.0.3)                    </w:t>
-      </w:r>
-      <w:r>
-        <w:br/>
-      </w:r>
-      <w:r>
-        <w:rPr>
-          <w:rStyle w:val="VerbatimChar"/>
-        </w:rPr>
-        <w:t xml:space="preserve">##  R6            2.4.1      2019-11-12 [1] RSPM (R 4.0.0)                    </w:t>
-      </w:r>
-      <w:r>
-        <w:br/>
-      </w:r>
-      <w:r>
-        <w:rPr>
-          <w:rStyle w:val="VerbatimChar"/>
-        </w:rPr>
-        <w:t xml:space="preserve">##  remotes       2.2.0      2020-07-21 [1] RSPM (R 4.0.3)                    </w:t>
-      </w:r>
-      <w:r>
-        <w:br/>
-      </w:r>
-      <w:r>
-        <w:rPr>
-          <w:rStyle w:val="VerbatimChar"/>
-        </w:rPr>
-        <w:t xml:space="preserve">##  rlang         0.4.10     2022-02-15 [1] Github (r-lib/rlang@f0c9be5)      </w:t>
-      </w:r>
-      <w:r>
-        <w:br/>
-      </w:r>
-      <w:r>
-        <w:rPr>
-          <w:rStyle w:val="VerbatimChar"/>
-        </w:rPr>
-        <w:t xml:space="preserve">##  rmarkdown     2.10       2022-02-15 [1] Github (rstudio/rmarkdown@02d3c25)</w:t>
-      </w:r>
-      <w:r>
-        <w:br/>
-      </w:r>
-      <w:r>
-        <w:rPr>
-          <w:rStyle w:val="VerbatimChar"/>
-        </w:rPr>
-        <w:t xml:space="preserve">##  rprojroot     2.0.2      2020-11-15 [1] CRAN (R 4.0.2)                    </w:t>
-      </w:r>
-      <w:r>
-        <w:br/>
-      </w:r>
-      <w:r>
-        <w:rPr>
-          <w:rStyle w:val="VerbatimChar"/>
-        </w:rPr>
-        <w:t xml:space="preserve">##  sessioninfo   1.1.1      2018-11-05 [1] RSPM (R 4.0.3)                    </w:t>
-      </w:r>
-      <w:r>
-        <w:br/>
-      </w:r>
-      <w:r>
-        <w:rPr>
-          <w:rStyle w:val="VerbatimChar"/>
-        </w:rPr>
-        <w:t xml:space="preserve">##  stringi       1.5.3      2020-09-09 [1] RSPM (R 4.0.3)                    </w:t>
-      </w:r>
-      <w:r>
-        <w:br/>
-      </w:r>
-      <w:r>
-        <w:rPr>
-          <w:rStyle w:val="VerbatimChar"/>
-        </w:rPr>
-        <w:t xml:space="preserve">##  stringr       1.4.0      2019-02-10 [1] RSPM (R 4.0.3)                    </w:t>
-      </w:r>
-      <w:r>
-        <w:br/>
-      </w:r>
-      <w:r>
-        <w:rPr>
-          <w:rStyle w:val="VerbatimChar"/>
-        </w:rPr>
-        <w:t xml:space="preserve">##  testthat      3.0.1      2022-02-15 [1] Github (R-lib/testthat@e99155a)   </w:t>
-      </w:r>
-      <w:r>
-        <w:br/>
-      </w:r>
-      <w:r>
-        <w:rPr>
-          <w:rStyle w:val="VerbatimChar"/>
-        </w:rPr>
-        <w:t xml:space="preserve">##  usethis       2.1.5.9000 2022-02-15 [1] Github (r-lib/usethis@57b109a)    </w:t>
-      </w:r>
-      <w:r>
-        <w:br/>
-      </w:r>
-      <w:r>
-        <w:rPr>
-          <w:rStyle w:val="VerbatimChar"/>
-        </w:rPr>
-        <w:t xml:space="preserve">##  withr         2.3.0      2020-09-22 [1] RSPM (R 4.0.2)                    </w:t>
-      </w:r>
-      <w:r>
-        <w:br/>
-      </w:r>
-      <w:r>
-        <w:rPr>
-          <w:rStyle w:val="VerbatimChar"/>
-        </w:rPr>
-        <w:t xml:space="preserve">##  xfun          0.26       2022-02-15 [1] Github (yihui/xfun@74c2a66)       </w:t>
-      </w:r>
-      <w:r>
-        <w:br/>
-      </w:r>
-      <w:r>
-        <w:rPr>
-          <w:rStyle w:val="VerbatimChar"/>
-        </w:rPr>
-        <w:t xml:space="preserve">##  yaml          2.2.1      2020-02-01 [1] RSPM (R 4.0.3)                    </w:t>
+        <w:t xml:space="preserve">##  package     * version date (UTC) lib source</w:t>
+      </w:r>
+      <w:r>
+        <w:br/>
+      </w:r>
+      <w:r>
+        <w:rPr>
+          <w:rStyle w:val="VerbatimChar"/>
+        </w:rPr>
+        <w:t xml:space="preserve">##  bookdown      0.41    2024-10-16 [1] CRAN (R 4.3.2)</w:t>
+      </w:r>
+      <w:r>
+        <w:br/>
+      </w:r>
+      <w:r>
+        <w:rPr>
+          <w:rStyle w:val="VerbatimChar"/>
+        </w:rPr>
+        <w:t xml:space="preserve">##  cachem        1.0.8   2023-05-01 [1] RSPM (R 4.3.0)</w:t>
+      </w:r>
+      <w:r>
+        <w:br/>
+      </w:r>
+      <w:r>
+        <w:rPr>
+          <w:rStyle w:val="VerbatimChar"/>
+        </w:rPr>
+        <w:t xml:space="preserve">##  cli           3.6.2   2023-12-11 [1] RSPM (R 4.3.0)</w:t>
+      </w:r>
+      <w:r>
+        <w:br/>
+      </w:r>
+      <w:r>
+        <w:rPr>
+          <w:rStyle w:val="VerbatimChar"/>
+        </w:rPr>
+        <w:t xml:space="preserve">##  devtools      2.4.5   2022-10-11 [1] RSPM (R 4.3.0)</w:t>
+      </w:r>
+      <w:r>
+        <w:br/>
+      </w:r>
+      <w:r>
+        <w:rPr>
+          <w:rStyle w:val="VerbatimChar"/>
+        </w:rPr>
+        <w:t xml:space="preserve">##  digest        0.6.34  2024-01-11 [1] RSPM (R 4.3.0)</w:t>
+      </w:r>
+      <w:r>
+        <w:br/>
+      </w:r>
+      <w:r>
+        <w:rPr>
+          <w:rStyle w:val="VerbatimChar"/>
+        </w:rPr>
+        <w:t xml:space="preserve">##  ellipsis      0.3.2   2021-04-29 [1] RSPM (R 4.3.0)</w:t>
+      </w:r>
+      <w:r>
+        <w:br/>
+      </w:r>
+      <w:r>
+        <w:rPr>
+          <w:rStyle w:val="VerbatimChar"/>
+        </w:rPr>
+        <w:t xml:space="preserve">##  evaluate      0.23    2023-11-01 [1] RSPM (R 4.3.0)</w:t>
+      </w:r>
+      <w:r>
+        <w:br/>
+      </w:r>
+      <w:r>
+        <w:rPr>
+          <w:rStyle w:val="VerbatimChar"/>
+        </w:rPr>
+        <w:t xml:space="preserve">##  fastmap       1.1.1   2023-02-24 [1] RSPM (R 4.3.0)</w:t>
+      </w:r>
+      <w:r>
+        <w:br/>
+      </w:r>
+      <w:r>
+        <w:rPr>
+          <w:rStyle w:val="VerbatimChar"/>
+        </w:rPr>
+        <w:t xml:space="preserve">##  fs            1.6.3   2023-07-20 [1] RSPM (R 4.3.0)</w:t>
+      </w:r>
+      <w:r>
+        <w:br/>
+      </w:r>
+      <w:r>
+        <w:rPr>
+          <w:rStyle w:val="VerbatimChar"/>
+        </w:rPr>
+        <w:t xml:space="preserve">##  glue          1.7.0   2024-01-09 [1] RSPM (R 4.3.0)</w:t>
+      </w:r>
+      <w:r>
+        <w:br/>
+      </w:r>
+      <w:r>
+        <w:rPr>
+          <w:rStyle w:val="VerbatimChar"/>
+        </w:rPr>
+        <w:t xml:space="preserve">##  htmltools     0.5.7   2023-11-03 [1] RSPM (R 4.3.0)</w:t>
+      </w:r>
+      <w:r>
+        <w:br/>
+      </w:r>
+      <w:r>
+        <w:rPr>
+          <w:rStyle w:val="VerbatimChar"/>
+        </w:rPr>
+        <w:t xml:space="preserve">##  htmlwidgets   1.6.4   2023-12-06 [1] RSPM (R 4.3.0)</w:t>
+      </w:r>
+      <w:r>
+        <w:br/>
+      </w:r>
+      <w:r>
+        <w:rPr>
+          <w:rStyle w:val="VerbatimChar"/>
+        </w:rPr>
+        <w:t xml:space="preserve">##  httpuv        1.6.14  2024-01-26 [1] RSPM (R 4.3.0)</w:t>
+      </w:r>
+      <w:r>
+        <w:br/>
+      </w:r>
+      <w:r>
+        <w:rPr>
+          <w:rStyle w:val="VerbatimChar"/>
+        </w:rPr>
+        <w:t xml:space="preserve">##  knitr         1.48    2024-07-07 [1] CRAN (R 4.3.2)</w:t>
+      </w:r>
+      <w:r>
+        <w:br/>
+      </w:r>
+      <w:r>
+        <w:rPr>
+          <w:rStyle w:val="VerbatimChar"/>
+        </w:rPr>
+        <w:t xml:space="preserve">##  later         1.3.2   2023-12-06 [1] RSPM (R 4.3.0)</w:t>
+      </w:r>
+      <w:r>
+        <w:br/>
+      </w:r>
+      <w:r>
+        <w:rPr>
+          <w:rStyle w:val="VerbatimChar"/>
+        </w:rPr>
+        <w:t xml:space="preserve">##  lifecycle     1.0.4   2023-11-07 [1] RSPM (R 4.3.0)</w:t>
+      </w:r>
+      <w:r>
+        <w:br/>
+      </w:r>
+      <w:r>
+        <w:rPr>
+          <w:rStyle w:val="VerbatimChar"/>
+        </w:rPr>
+        <w:t xml:space="preserve">##  magrittr      2.0.3   2022-03-30 [1] RSPM (R 4.3.0)</w:t>
+      </w:r>
+      <w:r>
+        <w:br/>
+      </w:r>
+      <w:r>
+        <w:rPr>
+          <w:rStyle w:val="VerbatimChar"/>
+        </w:rPr>
+        <w:t xml:space="preserve">##  memoise       2.0.1   2021-11-26 [1] RSPM (R 4.3.0)</w:t>
+      </w:r>
+      <w:r>
+        <w:br/>
+      </w:r>
+      <w:r>
+        <w:rPr>
+          <w:rStyle w:val="VerbatimChar"/>
+        </w:rPr>
+        <w:t xml:space="preserve">##  mime          0.12    2021-09-28 [1] RSPM (R 4.3.0)</w:t>
+      </w:r>
+      <w:r>
+        <w:br/>
+      </w:r>
+      <w:r>
+        <w:rPr>
+          <w:rStyle w:val="VerbatimChar"/>
+        </w:rPr>
+        <w:t xml:space="preserve">##  miniUI        0.1.1.1 2018-05-18 [1] RSPM (R 4.3.0)</w:t>
+      </w:r>
+      <w:r>
+        <w:br/>
+      </w:r>
+      <w:r>
+        <w:rPr>
+          <w:rStyle w:val="VerbatimChar"/>
+        </w:rPr>
+        <w:t xml:space="preserve">##  pkgbuild      1.4.3   2023-12-10 [1] RSPM (R 4.3.0)</w:t>
+      </w:r>
+      <w:r>
+        <w:br/>
+      </w:r>
+      <w:r>
+        <w:rPr>
+          <w:rStyle w:val="VerbatimChar"/>
+        </w:rPr>
+        <w:t xml:space="preserve">##  pkgload       1.3.4   2024-01-16 [1] RSPM (R 4.3.0)</w:t>
+      </w:r>
+      <w:r>
+        <w:br/>
+      </w:r>
+      <w:r>
+        <w:rPr>
+          <w:rStyle w:val="VerbatimChar"/>
+        </w:rPr>
+        <w:t xml:space="preserve">##  profvis       0.3.8   2023-05-02 [1] RSPM (R 4.3.0)</w:t>
+      </w:r>
+      <w:r>
+        <w:br/>
+      </w:r>
+      <w:r>
+        <w:rPr>
+          <w:rStyle w:val="VerbatimChar"/>
+        </w:rPr>
+        <w:t xml:space="preserve">##  promises      1.2.1   2023-08-10 [1] RSPM (R 4.3.0)</w:t>
+      </w:r>
+      <w:r>
+        <w:br/>
+      </w:r>
+      <w:r>
+        <w:rPr>
+          <w:rStyle w:val="VerbatimChar"/>
+        </w:rPr>
+        <w:t xml:space="preserve">##  purrr         1.0.2   2023-08-10 [1] RSPM (R 4.3.0)</w:t>
+      </w:r>
+      <w:r>
+        <w:br/>
+      </w:r>
+      <w:r>
+        <w:rPr>
+          <w:rStyle w:val="VerbatimChar"/>
+        </w:rPr>
+        <w:t xml:space="preserve">##  R6            2.5.1   2021-08-19 [1] RSPM (R 4.3.0)</w:t>
+      </w:r>
+      <w:r>
+        <w:br/>
+      </w:r>
+      <w:r>
+        <w:rPr>
+          <w:rStyle w:val="VerbatimChar"/>
+        </w:rPr>
+        <w:t xml:space="preserve">##  Rcpp          1.0.12  2024-01-09 [1] RSPM (R 4.3.0)</w:t>
+      </w:r>
+      <w:r>
+        <w:br/>
+      </w:r>
+      <w:r>
+        <w:rPr>
+          <w:rStyle w:val="VerbatimChar"/>
+        </w:rPr>
+        <w:t xml:space="preserve">##  remotes       2.4.2.1 2023-07-18 [1] RSPM (R 4.3.0)</w:t>
+      </w:r>
+      <w:r>
+        <w:br/>
+      </w:r>
+      <w:r>
+        <w:rPr>
+          <w:rStyle w:val="VerbatimChar"/>
+        </w:rPr>
+        <w:t xml:space="preserve">##  rlang         1.1.4   2024-06-04 [1] CRAN (R 4.3.2)</w:t>
+      </w:r>
+      <w:r>
+        <w:br/>
+      </w:r>
+      <w:r>
+        <w:rPr>
+          <w:rStyle w:val="VerbatimChar"/>
+        </w:rPr>
+        <w:t xml:space="preserve">##  rmarkdown     2.25    2023-09-18 [1] RSPM (R 4.3.0)</w:t>
+      </w:r>
+      <w:r>
+        <w:br/>
+      </w:r>
+      <w:r>
+        <w:rPr>
+          <w:rStyle w:val="VerbatimChar"/>
+        </w:rPr>
+        <w:t xml:space="preserve">##  sessioninfo   1.2.2   2021-12-06 [1] RSPM (R 4.3.0)</w:t>
+      </w:r>
+      <w:r>
+        <w:br/>
+      </w:r>
+      <w:r>
+        <w:rPr>
+          <w:rStyle w:val="VerbatimChar"/>
+        </w:rPr>
+        <w:t xml:space="preserve">##  shiny         1.8.0   2023-11-17 [1] RSPM (R 4.3.0)</w:t>
+      </w:r>
+      <w:r>
+        <w:br/>
+      </w:r>
+      <w:r>
+        <w:rPr>
+          <w:rStyle w:val="VerbatimChar"/>
+        </w:rPr>
+        <w:t xml:space="preserve">##  stringi       1.8.3   2023-12-11 [1] RSPM (R 4.3.0)</w:t>
+      </w:r>
+      <w:r>
+        <w:br/>
+      </w:r>
+      <w:r>
+        <w:rPr>
+          <w:rStyle w:val="VerbatimChar"/>
+        </w:rPr>
+        <w:t xml:space="preserve">##  stringr       1.5.1   2023-11-14 [1] RSPM (R 4.3.0)</w:t>
+      </w:r>
+      <w:r>
+        <w:br/>
+      </w:r>
+      <w:r>
+        <w:rPr>
+          <w:rStyle w:val="VerbatimChar"/>
+        </w:rPr>
+        <w:t xml:space="preserve">##  urlchecker    1.0.1   2021-11-30 [1] RSPM (R 4.3.0)</w:t>
+      </w:r>
+      <w:r>
+        <w:br/>
+      </w:r>
+      <w:r>
+        <w:rPr>
+          <w:rStyle w:val="VerbatimChar"/>
+        </w:rPr>
+        <w:t xml:space="preserve">##  usethis       2.2.3   2024-02-19 [1] RSPM (R 4.3.0)</w:t>
+      </w:r>
+      <w:r>
+        <w:br/>
+      </w:r>
+      <w:r>
+        <w:rPr>
+          <w:rStyle w:val="VerbatimChar"/>
+        </w:rPr>
+        <w:t xml:space="preserve">##  vctrs         0.6.5   2023-12-01 [1] RSPM (R 4.3.0)</w:t>
+      </w:r>
+      <w:r>
+        <w:br/>
+      </w:r>
+      <w:r>
+        <w:rPr>
+          <w:rStyle w:val="VerbatimChar"/>
+        </w:rPr>
+        <w:t xml:space="preserve">##  xfun          0.48    2024-10-03 [1] CRAN (R 4.3.2)</w:t>
+      </w:r>
+      <w:r>
+        <w:br/>
+      </w:r>
+      <w:r>
+        <w:rPr>
+          <w:rStyle w:val="VerbatimChar"/>
+        </w:rPr>
+        <w:t xml:space="preserve">##  xtable        1.8-4   2019-04-21 [1] RSPM (R 4.3.0)</w:t>
+      </w:r>
+      <w:r>
+        <w:br/>
+      </w:r>
+      <w:r>
+        <w:rPr>
+          <w:rStyle w:val="VerbatimChar"/>
+        </w:rPr>
+        <w:t xml:space="preserve">##  yaml          2.3.8   2023-12-11 [1] RSPM (R 4.3.0)</w:t>
       </w:r>
       <w:r>
         <w:br/>
@@ -5577,16 +5614,34 @@
         <w:rPr>
           <w:rStyle w:val="VerbatimChar"/>
         </w:rPr>
-        <w:t xml:space="preserve">## [1] /usr/local/lib/R/site-library</w:t>
-      </w:r>
-      <w:r>
-        <w:br/>
-      </w:r>
-      <w:r>
-        <w:rPr>
-          <w:rStyle w:val="VerbatimChar"/>
-        </w:rPr>
-        <w:t xml:space="preserve">## [2] /usr/local/lib/R/library</w:t>
+        <w:t xml:space="preserve">##  [1] /usr/local/lib/R/site-library</w:t>
+      </w:r>
+      <w:r>
+        <w:br/>
+      </w:r>
+      <w:r>
+        <w:rPr>
+          <w:rStyle w:val="VerbatimChar"/>
+        </w:rPr>
+        <w:t xml:space="preserve">##  [2] /usr/local/lib/R/library</w:t>
+      </w:r>
+      <w:r>
+        <w:br/>
+      </w:r>
+      <w:r>
+        <w:rPr>
+          <w:rStyle w:val="VerbatimChar"/>
+        </w:rPr>
+        <w:t xml:space="preserve">## </w:t>
+      </w:r>
+      <w:r>
+        <w:br/>
+      </w:r>
+      <w:r>
+        <w:rPr>
+          <w:rStyle w:val="VerbatimChar"/>
+        </w:rPr>
+        <w:t xml:space="preserve">## ──────────────────────────────────────────────────────────────────────────────</w:t>
       </w:r>
     </w:p>
     <w:bookmarkEnd w:id="64"/>
@@ -6333,7 +6388,7 @@
     <w:name w:val="ConstantTok"/>
     <w:basedOn w:val="VerbatimChar"/>
     <w:rPr>
-      <w:color w:val="000000"/>
+      <w:color w:val="8f5902"/>
       <w:shd w:val="clear" w:fill="f8f8f8"/>
     </w:rPr>
   </w:style>
@@ -6349,8 +6404,9 @@
     <w:name w:val="SpecialCharTok"/>
     <w:basedOn w:val="VerbatimChar"/>
     <w:rPr>
-      <w:color w:val="000000"/>
+      <w:color w:val="ce5c00"/>
       <w:shd w:val="clear" w:fill="f8f8f8"/>
+      <w:b/>
     </w:rPr>
   </w:style>
   <w:style w:type="character" w:customStyle="1" w:styleId="StringTok">
@@ -6435,8 +6491,9 @@
     <w:name w:val="FunctionTok"/>
     <w:basedOn w:val="VerbatimChar"/>
     <w:rPr>
-      <w:color w:val="000000"/>
+      <w:color w:val="204a87"/>
       <w:shd w:val="clear" w:fill="f8f8f8"/>
+      <w:b/>
     </w:rPr>
   </w:style>
   <w:style w:type="character" w:customStyle="1" w:styleId="VariableTok">
@@ -6492,7 +6549,7 @@
     <w:name w:val="AttributeTok"/>
     <w:basedOn w:val="VerbatimChar"/>
     <w:rPr>
-      <w:color w:val="c4a000"/>
+      <w:color w:val="204a87"/>
       <w:shd w:val="clear" w:fill="f8f8f8"/>
     </w:rPr>
   </w:style>
